--- a/task-4-email-etiquette/Request for Assignment Extension.docx
+++ b/task-4-email-etiquette/Request for Assignment Extension.docx
@@ -20,7 +20,6 @@
           <w:lang w:val="en-IN"/>
         </w:rPr>
       </w:pPr>
-      <w:bookmarkStart w:id="0" w:name="_GoBack"/>
       <w:r>
         <w:rPr>
           <w:rFonts w:hint="default" w:ascii="Segoe UI Black" w:hAnsi="Segoe UI Black" w:eastAsia="SimSun" w:cs="Segoe UI Black"/>
@@ -30,15 +29,35 @@
         <w:t>Request for Assignment Extension</w:t>
       </w:r>
     </w:p>
-    <w:bookmarkEnd w:id="0"/>
-    <w:p>
-      <w:pPr>
-        <w:pStyle w:val="4"/>
-        <w:keepNext w:val="0"/>
-        <w:keepLines w:val="0"/>
-        <w:widowControl/>
-        <w:suppressLineNumbers w:val="0"/>
-        <w:spacing w:before="0" w:beforeAutospacing="0" w:line="14" w:lineRule="atLeast"/>
+    <w:p>
+      <w:pPr>
+        <w:pStyle w:val="4"/>
+        <w:keepNext w:val="0"/>
+        <w:keepLines w:val="0"/>
+        <w:widowControl/>
+        <w:suppressLineNumbers w:val="0"/>
+        <w:spacing w:before="0" w:beforeAutospacing="0" w:line="14" w:lineRule="atLeast"/>
+        <w:ind w:firstLine="120" w:firstLineChars="50"/>
+        <w:rPr>
+          <w:rFonts w:hint="default" w:eastAsia="sans-serif" w:cs="sans-serif" w:asciiTheme="minorAscii" w:hAnsiTheme="minorAscii"/>
+        </w:rPr>
+      </w:pPr>
+      <w:r>
+        <w:rPr>
+          <w:rFonts w:hint="default" w:eastAsia="sans-serif" w:cs="sans-serif" w:asciiTheme="minorAscii" w:hAnsiTheme="minorAscii"/>
+        </w:rPr>
+        <w:t>Requesting an extension for a major project due to technical difficulties.</w:t>
+      </w:r>
+    </w:p>
+    <w:p>
+      <w:pPr>
+        <w:pStyle w:val="4"/>
+        <w:keepNext w:val="0"/>
+        <w:keepLines w:val="0"/>
+        <w:widowControl/>
+        <w:suppressLineNumbers w:val="0"/>
+        <w:spacing w:before="0" w:beforeAutospacing="0" w:line="14" w:lineRule="atLeast"/>
+        <w:ind w:left="720"/>
         <w:rPr>
           <w:rFonts w:hint="default" w:eastAsia="sans-serif" w:cs="sans-serif" w:asciiTheme="minorAscii" w:hAnsiTheme="minorAscii"/>
         </w:rPr>
@@ -49,13 +68,75 @@
           <w:b/>
           <w:bCs/>
         </w:rPr>
-        <w:t>Scenario:</w:t>
-      </w:r>
-      <w:r>
-        <w:rPr>
-          <w:rFonts w:hint="default" w:eastAsia="sans-serif" w:cs="sans-serif" w:asciiTheme="minorAscii" w:hAnsiTheme="minorAscii"/>
-        </w:rPr>
-        <w:t xml:space="preserve"> Requesting an extension for a major project due to technical difficulties.</w:t>
+        <w:t>Subject:</w:t>
+      </w:r>
+      <w:r>
+        <w:rPr>
+          <w:rFonts w:hint="default" w:eastAsia="sans-serif" w:cs="sans-serif" w:asciiTheme="minorAscii" w:hAnsiTheme="minorAscii"/>
+        </w:rPr>
+        <w:t xml:space="preserve"> Extension Request: Digital Literacy Portfolio - 25BCE1xxx2 </w:t>
+      </w:r>
+    </w:p>
+    <w:p>
+      <w:pPr>
+        <w:pStyle w:val="4"/>
+        <w:keepNext w:val="0"/>
+        <w:keepLines w:val="0"/>
+        <w:widowControl/>
+        <w:suppressLineNumbers w:val="0"/>
+        <w:spacing w:before="0" w:beforeAutospacing="0" w:line="14" w:lineRule="atLeast"/>
+        <w:ind w:left="720"/>
+        <w:rPr>
+          <w:rFonts w:hint="default" w:eastAsia="sans-serif" w:cs="sans-serif" w:asciiTheme="minorAscii" w:hAnsiTheme="minorAscii"/>
+        </w:rPr>
+      </w:pPr>
+      <w:r>
+        <w:rPr>
+          <w:rFonts w:hint="default" w:eastAsia="sans-serif" w:cs="sans-serif" w:asciiTheme="minorAscii" w:hAnsiTheme="minorAscii"/>
+        </w:rPr>
+        <w:t xml:space="preserve">Dear Professor Sharma, </w:t>
+      </w:r>
+    </w:p>
+    <w:p>
+      <w:pPr>
+        <w:pStyle w:val="4"/>
+        <w:keepNext w:val="0"/>
+        <w:keepLines w:val="0"/>
+        <w:widowControl/>
+        <w:suppressLineNumbers w:val="0"/>
+        <w:spacing w:before="0" w:beforeAutospacing="0" w:line="14" w:lineRule="atLeast"/>
+        <w:ind w:left="720"/>
+        <w:rPr>
+          <w:rFonts w:hint="default" w:eastAsia="sans-serif" w:cs="sans-serif" w:asciiTheme="minorAscii" w:hAnsiTheme="minorAscii"/>
+        </w:rPr>
+      </w:pPr>
+      <w:r>
+        <w:rPr>
+          <w:rFonts w:hint="default" w:eastAsia="sans-serif" w:cs="sans-serif" w:asciiTheme="minorAscii" w:hAnsiTheme="minorAscii"/>
+        </w:rPr>
+        <w:t>I am writing to respectfully request an extension for the Digital Literacy Portfolio assignment, which is currently scheduled for submission on March 30, 2026. Unfortunately, I have encountered unexpected technical issues with my local environment setup that have delayed the finalization of my repository. To ensure the quality of the work meets your expectations, would it be possible to submit the project by April 2, 2026, instead</w:t>
+      </w:r>
+      <w:bookmarkStart w:id="0" w:name="_GoBack"/>
+      <w:bookmarkEnd w:id="0"/>
+    </w:p>
+    <w:p>
+      <w:pPr>
+        <w:pStyle w:val="4"/>
+        <w:keepNext w:val="0"/>
+        <w:keepLines w:val="0"/>
+        <w:widowControl/>
+        <w:suppressLineNumbers w:val="0"/>
+        <w:spacing w:before="0" w:beforeAutospacing="0" w:line="14" w:lineRule="atLeast"/>
+        <w:ind w:left="720"/>
+        <w:rPr>
+          <w:rFonts w:hint="default" w:eastAsia="sans-serif" w:cs="sans-serif" w:asciiTheme="minorAscii" w:hAnsiTheme="minorAscii"/>
+        </w:rPr>
+      </w:pPr>
+      <w:r>
+        <w:rPr>
+          <w:rFonts w:hint="default" w:eastAsia="sans-serif" w:cs="sans-serif" w:asciiTheme="minorAscii" w:hAnsiTheme="minorAscii"/>
+        </w:rPr>
+        <w:t xml:space="preserve">Sincerely, </w:t>
       </w:r>
     </w:p>
     <w:p>
@@ -77,13 +158,13 @@
           <w:b/>
           <w:bCs/>
         </w:rPr>
-        <w:t>Subject:</w:t>
-      </w:r>
-      <w:r>
-        <w:rPr>
-          <w:rFonts w:hint="default" w:eastAsia="sans-serif" w:cs="sans-serif" w:asciiTheme="minorAscii" w:hAnsiTheme="minorAscii"/>
-        </w:rPr>
-        <w:t xml:space="preserve"> Extension Request: Digital Literacy Portfolio - 25BCE1xxx2 </w:t>
+        <w:t>Krishna Goyal</w:t>
+      </w:r>
+      <w:r>
+        <w:rPr>
+          <w:rFonts w:hint="default" w:eastAsia="sans-serif" w:cs="sans-serif" w:asciiTheme="minorAscii" w:hAnsiTheme="minorAscii"/>
+        </w:rPr>
+        <w:t xml:space="preserve"> </w:t>
       </w:r>
     </w:p>
     <w:p>
@@ -95,36 +176,11 @@
         <w:suppressLineNumbers w:val="0"/>
         <w:spacing w:before="0" w:beforeAutospacing="0" w:line="14" w:lineRule="atLeast"/>
         <w:ind w:left="720"/>
-        <w:rPr>
-          <w:rFonts w:hint="default" w:eastAsia="sans-serif" w:cs="sans-serif" w:asciiTheme="minorAscii" w:hAnsiTheme="minorAscii"/>
-        </w:rPr>
-      </w:pPr>
-      <w:r>
         <w:rPr>
           <w:rFonts w:hint="default" w:eastAsia="sans-serif" w:cs="sans-serif" w:asciiTheme="minorAscii" w:hAnsiTheme="minorAscii"/>
           <w:b/>
           <w:bCs/>
-        </w:rPr>
-        <w:t>Greeting:</w:t>
-      </w:r>
-      <w:r>
-        <w:rPr>
-          <w:rFonts w:hint="default" w:eastAsia="sans-serif" w:cs="sans-serif" w:asciiTheme="minorAscii" w:hAnsiTheme="minorAscii"/>
-        </w:rPr>
-        <w:t xml:space="preserve"> Dear Professor Sharma, </w:t>
-      </w:r>
-    </w:p>
-    <w:p>
-      <w:pPr>
-        <w:pStyle w:val="4"/>
-        <w:keepNext w:val="0"/>
-        <w:keepLines w:val="0"/>
-        <w:widowControl/>
-        <w:suppressLineNumbers w:val="0"/>
-        <w:spacing w:before="0" w:beforeAutospacing="0" w:line="14" w:lineRule="atLeast"/>
-        <w:ind w:left="720"/>
-        <w:rPr>
-          <w:rFonts w:hint="default" w:eastAsia="sans-serif" w:cs="sans-serif" w:asciiTheme="minorAscii" w:hAnsiTheme="minorAscii"/>
+          <w:lang w:val="en-US"/>
         </w:rPr>
       </w:pPr>
       <w:r>
@@ -133,93 +189,16 @@
           <w:b/>
           <w:bCs/>
         </w:rPr>
-        <w:t>Body:</w:t>
-      </w:r>
-      <w:r>
-        <w:rPr>
-          <w:rFonts w:hint="default" w:eastAsia="sans-serif" w:cs="sans-serif" w:asciiTheme="minorAscii" w:hAnsiTheme="minorAscii"/>
-        </w:rPr>
-        <w:t xml:space="preserve"> I am writing to respectfully request an extension for the Digital Literacy Portfolio assignment, which is currently scheduled for submission on March 30, 2026. Unfortunately, I have encountered unexpected technical issues with my local environment setup that have delayed the finalization of my repository. To ensure the quality of the work meets your expectations, would it be possible to submit the project by April 2, 2026, instead? </w:t>
-      </w:r>
-    </w:p>
-    <w:p>
-      <w:pPr>
-        <w:pStyle w:val="4"/>
-        <w:keepNext w:val="0"/>
-        <w:keepLines w:val="0"/>
-        <w:widowControl/>
-        <w:suppressLineNumbers w:val="0"/>
-        <w:spacing w:before="0" w:beforeAutospacing="0" w:line="14" w:lineRule="atLeast"/>
-        <w:ind w:left="720"/>
-        <w:rPr>
-          <w:rFonts w:hint="default" w:eastAsia="sans-serif" w:cs="sans-serif" w:asciiTheme="minorAscii" w:hAnsiTheme="minorAscii"/>
-        </w:rPr>
-      </w:pPr>
+        <w:t>25BCE1</w:t>
+      </w:r>
       <w:r>
         <w:rPr>
           <w:rFonts w:hint="default" w:eastAsia="sans-serif" w:cs="sans-serif" w:asciiTheme="minorAscii" w:hAnsiTheme="minorAscii"/>
           <w:b/>
           <w:bCs/>
-        </w:rPr>
-        <w:t>Sign-off:</w:t>
-      </w:r>
-      <w:r>
-        <w:rPr>
-          <w:rFonts w:hint="default" w:eastAsia="sans-serif" w:cs="sans-serif" w:asciiTheme="minorAscii" w:hAnsiTheme="minorAscii"/>
-        </w:rPr>
-        <w:t xml:space="preserve"> Sincerely, </w:t>
-      </w:r>
-    </w:p>
-    <w:p>
-      <w:pPr>
-        <w:pStyle w:val="4"/>
-        <w:keepNext w:val="0"/>
-        <w:keepLines w:val="0"/>
-        <w:widowControl/>
-        <w:suppressLineNumbers w:val="0"/>
-        <w:spacing w:before="0" w:beforeAutospacing="0" w:line="14" w:lineRule="atLeast"/>
-        <w:ind w:left="720"/>
-        <w:rPr>
-          <w:rFonts w:hint="default" w:eastAsia="sans-serif" w:cs="sans-serif" w:asciiTheme="minorAscii" w:hAnsiTheme="minorAscii"/>
-        </w:rPr>
-      </w:pPr>
-      <w:r>
-        <w:rPr>
-          <w:rFonts w:hint="default" w:eastAsia="sans-serif" w:cs="sans-serif" w:asciiTheme="minorAscii" w:hAnsiTheme="minorAscii"/>
-          <w:b/>
-          <w:bCs/>
-        </w:rPr>
-        <w:t>Krishna Goyal</w:t>
-      </w:r>
-      <w:r>
-        <w:rPr>
-          <w:rFonts w:hint="default" w:eastAsia="sans-serif" w:cs="sans-serif" w:asciiTheme="minorAscii" w:hAnsiTheme="minorAscii"/>
-        </w:rPr>
-        <w:t xml:space="preserve"> </w:t>
-      </w:r>
-    </w:p>
-    <w:p>
-      <w:pPr>
-        <w:pStyle w:val="4"/>
-        <w:keepNext w:val="0"/>
-        <w:keepLines w:val="0"/>
-        <w:widowControl/>
-        <w:suppressLineNumbers w:val="0"/>
-        <w:spacing w:before="0" w:beforeAutospacing="0" w:line="14" w:lineRule="atLeast"/>
-        <w:ind w:left="720"/>
-        <w:rPr>
-          <w:rFonts w:hint="default" w:eastAsia="sans-serif" w:cs="sans-serif" w:asciiTheme="minorAscii" w:hAnsiTheme="minorAscii"/>
-          <w:b/>
-          <w:bCs/>
-        </w:rPr>
-      </w:pPr>
-      <w:r>
-        <w:rPr>
-          <w:rFonts w:hint="default" w:eastAsia="sans-serif" w:cs="sans-serif" w:asciiTheme="minorAscii" w:hAnsiTheme="minorAscii"/>
-          <w:b/>
-          <w:bCs/>
-        </w:rPr>
-        <w:t>25BCE1xxx2</w:t>
+          <w:lang w:val="en-US"/>
+        </w:rPr>
+        <w:t>0712</w:t>
       </w:r>
     </w:p>
     <w:p>
@@ -358,7 +337,7 @@
     <w:lsdException w:unhideWhenUsed="0" w:uiPriority="0" w:semiHidden="0" w:name="Document Map"/>
     <w:lsdException w:unhideWhenUsed="0" w:uiPriority="0" w:semiHidden="0" w:name="Plain Text"/>
     <w:lsdException w:unhideWhenUsed="0" w:uiPriority="0" w:semiHidden="0" w:name="E-mail Signature"/>
-    <w:lsdException w:unhideWhenUsed="0" w:uiPriority="0" w:semiHidden="0" w:name="Normal (Web)"/>
+    <w:lsdException w:qFormat="1" w:unhideWhenUsed="0" w:uiPriority="0" w:semiHidden="0" w:name="Normal (Web)"/>
     <w:lsdException w:unhideWhenUsed="0" w:uiPriority="0" w:semiHidden="0" w:name="HTML Acronym"/>
     <w:lsdException w:unhideWhenUsed="0" w:uiPriority="0" w:semiHidden="0" w:name="HTML Address"/>
     <w:lsdException w:unhideWhenUsed="0" w:uiPriority="0" w:semiHidden="0" w:name="HTML Cite"/>
@@ -546,6 +525,7 @@
   </w:style>
   <w:style w:type="paragraph" w:styleId="4">
     <w:name w:val="Normal (Web)"/>
+    <w:qFormat/>
     <w:uiPriority w:val="0"/>
     <w:pPr>
       <w:spacing w:before="0" w:beforeAutospacing="1" w:after="0" w:afterAutospacing="1"/>
